--- a/04_Neo4j/Надточиев_АФ_223-322_Neo4j.docx
+++ b/04_Neo4j/Надточиев_АФ_223-322_Neo4j.docx
@@ -1466,20 +1466,12 @@
         <w:br/>
         <w:t>WHERE NOT (n)--() RETURN count(n);</w:t>
         <w:br/>
-        <w:t>CREATE (:LabEntity:LabTemp</w:t>
-        <w:br/>
-        <w:t xml:space="preserve"> {id:'temp-isolated',name:'temporary'});</w:t>
-        <w:br/>
-        <w:t>MATCH (n:LabTemp {id:'temp-isolated'})</w:t>
-        <w:br/>
-        <w:t>WHERE NOT (n)--() DELETE n;</w:t>
-        <w:br/>
         <w:t>MATCH (n:LabDeleteDemo) DETACH DELETE n;</w:t>
       </w:r>
     </w:p>
     <w:p>
       <w:r>
-        <w:t>Полные команды приведены в 02_queries_and_checks.cypher. Удаление выполнялось только над отдельными тестовыми узлами и метками. Основной социальный граф сохранён.</w:t>
+        <w:t>Полные команды приведены в 02_queries_and_checks.cypher. Удалялись только отдельные тестовые узлы; основной граф сохранён.</w:t>
       </w:r>
     </w:p>
     <w:p>
@@ -1523,23 +1515,192 @@
     </w:p>
     <w:p>
       <w:r>
-        <w:t>Методические материалы: «4 лаба задание.docx», «4 лаба лекция.pptx», «4 лабаПерсонажи.pdf», папка «Хранилище данных» на Яндекс Диске.</w:t>
+        <w:rPr>
+          <w:sz w:val="20"/>
+        </w:rPr>
+        <w:t>Задание, лекция Neo4j и материал «Персонажи» из папки «Хранилище данных». Neo4j Cypher Manual 5: https://neo4j.com/docs/cypher-manual/5/functions/scalar/. Код и протокол доступны в репозитории, указанном в отчёте Git.</w:t>
+      </w:r>
+    </w:p>
+    <w:p>
+      <w:pPr>
+        <w:sectPr>
+          <w:footerReference w:type="default" r:id="rId9"/>
+          <w:pgSz w:w="11906" w:h="16838"/>
+          <w:pgMar w:top="1134" w:right="1134" w:bottom="1134" w:left="1247" w:header="720" w:footer="720" w:gutter="0"/>
+          <w:cols w:space="720"/>
+          <w:docGrid w:linePitch="360"/>
+        </w:sectPr>
+      </w:pPr>
+    </w:p>
+    <w:p>
+      <w:pPr>
+        <w:pStyle w:val="Heading1"/>
+      </w:pPr>
+      <w:r>
+        <w:t>Скриншоты выполнения 1</w:t>
       </w:r>
     </w:p>
     <w:p>
       <w:r>
-        <w:t>Neo4j Cypher Manual 5 — scalar functions: https://neo4j.com/docs/cypher-manual/5/functions/scalar/</w:t>
+        <w:t>Результат создания социального графа</w:t>
+      </w:r>
+    </w:p>
+    <w:p>
+      <w:pPr>
+        <w:spacing w:after="0" w:line="240" w:lineRule="auto"/>
+      </w:pPr>
+      <w:r>
+        <w:drawing>
+          <wp:inline xmlns:a="http://schemas.openxmlformats.org/drawingml/2006/main" xmlns:pic="http://schemas.openxmlformats.org/drawingml/2006/picture">
+            <wp:extent cx="5977898" cy="5183999"/>
+            <wp:docPr id="2" name="Picture 2"/>
+            <wp:cNvGraphicFramePr>
+              <a:graphicFrameLocks noChangeAspect="1"/>
+            </wp:cNvGraphicFramePr>
+            <a:graphic>
+              <a:graphicData uri="http://schemas.openxmlformats.org/drawingml/2006/picture">
+                <pic:pic>
+                  <pic:nvPicPr>
+                    <pic:cNvPr id="0" name="01_social_graph.jpg"/>
+                    <pic:cNvPicPr/>
+                  </pic:nvPicPr>
+                  <pic:blipFill>
+                    <a:blip r:embed="rId11"/>
+                    <a:stretch>
+                      <a:fillRect/>
+                    </a:stretch>
+                  </pic:blipFill>
+                  <pic:spPr>
+                    <a:xfrm>
+                      <a:off x="0" y="0"/>
+                      <a:ext cx="5977898" cy="5183999"/>
+                    </a:xfrm>
+                    <a:prstGeom prst="rect"/>
+                  </pic:spPr>
+                </pic:pic>
+              </a:graphicData>
+            </a:graphic>
+          </wp:inline>
+        </w:drawing>
       </w:r>
     </w:p>
     <w:p>
       <w:r>
-        <w:t>Код и протокол: https://github.com/vasiliyvasilek20/data-warehouse-labs-223-322</w:t>
+        <w:br w:type="page"/>
+      </w:r>
+    </w:p>
+    <w:p>
+      <w:pPr>
+        <w:pStyle w:val="Heading1"/>
+      </w:pPr>
+      <w:r>
+        <w:t>Скриншоты выполнения 2</w:t>
+      </w:r>
+    </w:p>
+    <w:p>
+      <w:r>
+        <w:t>14 узлов и 36 рёбер: требования выполнены</w:t>
+      </w:r>
+    </w:p>
+    <w:p>
+      <w:pPr>
+        <w:spacing w:after="0" w:line="240" w:lineRule="auto"/>
+      </w:pPr>
+      <w:r>
+        <w:drawing>
+          <wp:inline xmlns:a="http://schemas.openxmlformats.org/drawingml/2006/main" xmlns:pic="http://schemas.openxmlformats.org/drawingml/2006/picture">
+            <wp:extent cx="5977898" cy="5183999"/>
+            <wp:docPr id="3" name="Picture 3"/>
+            <wp:cNvGraphicFramePr>
+              <a:graphicFrameLocks noChangeAspect="1"/>
+            </wp:cNvGraphicFramePr>
+            <a:graphic>
+              <a:graphicData uri="http://schemas.openxmlformats.org/drawingml/2006/picture">
+                <pic:pic>
+                  <pic:nvPicPr>
+                    <pic:cNvPr id="0" name="02_counts_and_requirements.jpg"/>
+                    <pic:cNvPicPr/>
+                  </pic:nvPicPr>
+                  <pic:blipFill>
+                    <a:blip r:embed="rId12"/>
+                    <a:stretch>
+                      <a:fillRect/>
+                    </a:stretch>
+                  </pic:blipFill>
+                  <pic:spPr>
+                    <a:xfrm>
+                      <a:off x="0" y="0"/>
+                      <a:ext cx="5977898" cy="5183999"/>
+                    </a:xfrm>
+                    <a:prstGeom prst="rect"/>
+                  </pic:spPr>
+                </pic:pic>
+              </a:graphicData>
+            </a:graphic>
+          </wp:inline>
+        </w:drawing>
+      </w:r>
+    </w:p>
+    <w:p>
+      <w:r>
+        <w:br w:type="page"/>
+      </w:r>
+    </w:p>
+    <w:p>
+      <w:pPr>
+        <w:pStyle w:val="Heading1"/>
+      </w:pPr>
+      <w:r>
+        <w:t>Скриншоты выполнения 3</w:t>
+      </w:r>
+    </w:p>
+    <w:p>
+      <w:r>
+        <w:t>Кратчайший путь: четыре ребра</w:t>
+      </w:r>
+    </w:p>
+    <w:p>
+      <w:pPr>
+        <w:spacing w:after="0" w:line="240" w:lineRule="auto"/>
+      </w:pPr>
+      <w:r>
+        <w:drawing>
+          <wp:inline xmlns:a="http://schemas.openxmlformats.org/drawingml/2006/main" xmlns:pic="http://schemas.openxmlformats.org/drawingml/2006/picture">
+            <wp:extent cx="5977898" cy="5183999"/>
+            <wp:docPr id="4" name="Picture 4"/>
+            <wp:cNvGraphicFramePr>
+              <a:graphicFrameLocks noChangeAspect="1"/>
+            </wp:cNvGraphicFramePr>
+            <a:graphic>
+              <a:graphicData uri="http://schemas.openxmlformats.org/drawingml/2006/picture">
+                <pic:pic>
+                  <pic:nvPicPr>
+                    <pic:cNvPr id="0" name="03_shortest_path.jpg"/>
+                    <pic:cNvPicPr/>
+                  </pic:nvPicPr>
+                  <pic:blipFill>
+                    <a:blip r:embed="rId13"/>
+                    <a:stretch>
+                      <a:fillRect/>
+                    </a:stretch>
+                  </pic:blipFill>
+                  <pic:spPr>
+                    <a:xfrm>
+                      <a:off x="0" y="0"/>
+                      <a:ext cx="5977898" cy="5183999"/>
+                    </a:xfrm>
+                    <a:prstGeom prst="rect"/>
+                  </pic:spPr>
+                </pic:pic>
+              </a:graphicData>
+            </a:graphic>
+          </wp:inline>
+        </w:drawing>
       </w:r>
     </w:p>
     <w:sectPr>
-      <w:footerReference w:type="default" r:id="rId9"/>
-      <w:pgSz w:w="11906" w:h="16838"/>
-      <w:pgMar w:top="1134" w:right="1134" w:bottom="1134" w:left="1247" w:header="720" w:footer="720" w:gutter="0"/>
+      <w:pgSz w:w="16838" w:h="11906" w:orient="landscape"/>
+      <w:pgMar w:top="794" w:right="907" w:bottom="794" w:left="907" w:header="720" w:footer="720" w:gutter="0"/>
       <w:cols w:space="720"/>
       <w:docGrid w:linePitch="360"/>
     </w:sectPr>
@@ -1946,6 +2107,7 @@
       </w:tabs>
       <w:spacing w:after="0" w:line="240" w:lineRule="auto"/>
     </w:pPr>
+    <w:rPr/>
   </w:style>
   <w:style w:type="character" w:customStyle="1" w:styleId="HeaderChar">
     <w:name w:val="Header Char"/>
@@ -1968,6 +2130,7 @@
       </w:tabs>
       <w:spacing w:after="0" w:line="240" w:lineRule="auto"/>
     </w:pPr>
+    <w:rPr/>
   </w:style>
   <w:style w:type="character" w:customStyle="1" w:styleId="FooterChar">
     <w:name w:val="Footer Char"/>
@@ -1991,7 +2154,7 @@
       <w:outlineLvl w:val="0"/>
     </w:pPr>
     <w:rPr>
-      <w:rFonts w:asciiTheme="majorHAnsi" w:eastAsiaTheme="majorEastAsia" w:hAnsiTheme="majorHAnsi" w:cstheme="majorBidi" w:ascii="Times New Roman" w:hAnsi="Times New Roman"/>
+      <w:rFonts w:cstheme="majorBidi" w:ascii="Times New Roman" w:hAnsi="Times New Roman"/>
       <w:b/>
       <w:bCs/>
       <w:color w:val="000000"/>
@@ -2015,7 +2178,7 @@
       <w:outlineLvl w:val="1"/>
     </w:pPr>
     <w:rPr>
-      <w:rFonts w:asciiTheme="majorHAnsi" w:eastAsiaTheme="majorEastAsia" w:hAnsiTheme="majorHAnsi" w:cstheme="majorBidi" w:ascii="Times New Roman" w:hAnsi="Times New Roman"/>
+      <w:rFonts w:cstheme="majorBidi" w:ascii="Times New Roman" w:hAnsi="Times New Roman"/>
       <w:b/>
       <w:bCs/>
       <w:color w:val="000000"/>
@@ -2039,7 +2202,7 @@
       <w:outlineLvl w:val="2"/>
     </w:pPr>
     <w:rPr>
-      <w:rFonts w:asciiTheme="majorHAnsi" w:eastAsiaTheme="majorEastAsia" w:hAnsiTheme="majorHAnsi" w:cstheme="majorBidi"/>
+      <w:rFonts w:cstheme="majorBidi"/>
       <w:b/>
       <w:bCs/>
       <w:color w:val="4F81BD" w:themeColor="accent1"/>
@@ -2062,7 +2225,7 @@
       <w:outlineLvl w:val="3"/>
     </w:pPr>
     <w:rPr>
-      <w:rFonts w:asciiTheme="majorHAnsi" w:eastAsiaTheme="majorEastAsia" w:hAnsiTheme="majorHAnsi" w:cstheme="majorBidi"/>
+      <w:rFonts w:cstheme="majorBidi"/>
       <w:b/>
       <w:bCs/>
       <w:i/>
@@ -2087,7 +2250,7 @@
       <w:outlineLvl w:val="4"/>
     </w:pPr>
     <w:rPr>
-      <w:rFonts w:asciiTheme="majorHAnsi" w:eastAsiaTheme="majorEastAsia" w:hAnsiTheme="majorHAnsi" w:cstheme="majorBidi"/>
+      <w:rFonts w:cstheme="majorBidi"/>
       <w:color w:val="243F60" w:themeColor="accent1" w:themeShade="7F"/>
     </w:rPr>
   </w:style>
@@ -2108,7 +2271,7 @@
       <w:outlineLvl w:val="5"/>
     </w:pPr>
     <w:rPr>
-      <w:rFonts w:asciiTheme="majorHAnsi" w:eastAsiaTheme="majorEastAsia" w:hAnsiTheme="majorHAnsi" w:cstheme="majorBidi"/>
+      <w:rFonts w:cstheme="majorBidi"/>
       <w:i/>
       <w:iCs/>
       <w:color w:val="243F60" w:themeColor="accent1" w:themeShade="7F"/>
@@ -2131,7 +2294,7 @@
       <w:outlineLvl w:val="6"/>
     </w:pPr>
     <w:rPr>
-      <w:rFonts w:asciiTheme="majorHAnsi" w:eastAsiaTheme="majorEastAsia" w:hAnsiTheme="majorHAnsi" w:cstheme="majorBidi"/>
+      <w:rFonts w:cstheme="majorBidi"/>
       <w:i/>
       <w:iCs/>
       <w:color w:val="404040" w:themeColor="text1" w:themeTint="BF"/>
@@ -2154,7 +2317,7 @@
       <w:outlineLvl w:val="7"/>
     </w:pPr>
     <w:rPr>
-      <w:rFonts w:asciiTheme="majorHAnsi" w:eastAsiaTheme="majorEastAsia" w:hAnsiTheme="majorHAnsi" w:cstheme="majorBidi"/>
+      <w:rFonts w:cstheme="majorBidi"/>
       <w:color w:val="4F81BD" w:themeColor="accent1"/>
       <w:sz w:val="20"/>
       <w:szCs w:val="20"/>
@@ -2177,7 +2340,7 @@
       <w:outlineLvl w:val="8"/>
     </w:pPr>
     <w:rPr>
-      <w:rFonts w:asciiTheme="majorHAnsi" w:eastAsiaTheme="majorEastAsia" w:hAnsiTheme="majorHAnsi" w:cstheme="majorBidi"/>
+      <w:rFonts w:cstheme="majorBidi"/>
       <w:i/>
       <w:iCs/>
       <w:color w:val="404040" w:themeColor="text1" w:themeTint="BF"/>
@@ -2220,6 +2383,7 @@
     <w:pPr>
       <w:spacing w:after="0" w:line="240" w:lineRule="auto"/>
     </w:pPr>
+    <w:rPr/>
   </w:style>
   <w:style w:type="character" w:customStyle="1" w:styleId="Heading1Char">
     <w:name w:val="Heading 1 Char"/>
@@ -2273,14 +2437,11 @@
     <w:qFormat/>
     <w:rsid w:val="00FC693F"/>
     <w:pPr>
-      <w:pBdr>
-        <w:bottom w:val="single" w:sz="8" w:space="4" w:color="4F81BD" w:themeColor="accent1"/>
-      </w:pBdr>
       <w:spacing w:after="140" w:line="259" w:lineRule="auto"/>
       <w:contextualSpacing/>
     </w:pPr>
     <w:rPr>
-      <w:rFonts w:asciiTheme="majorHAnsi" w:eastAsiaTheme="majorEastAsia" w:hAnsiTheme="majorHAnsi" w:cstheme="majorBidi" w:ascii="Times New Roman" w:hAnsi="Times New Roman"/>
+      <w:rFonts w:cstheme="majorBidi" w:ascii="Times New Roman" w:hAnsi="Times New Roman"/>
       <w:color w:val="000000"/>
       <w:spacing w:val="5"/>
       <w:kern w:val="28"/>
@@ -2317,7 +2478,7 @@
       </w:numPr>
     </w:pPr>
     <w:rPr>
-      <w:rFonts w:asciiTheme="majorHAnsi" w:eastAsiaTheme="majorEastAsia" w:hAnsiTheme="majorHAnsi" w:cstheme="majorBidi"/>
+      <w:rFonts w:cstheme="majorBidi"/>
       <w:i/>
       <w:iCs/>
       <w:color w:val="4F81BD" w:themeColor="accent1"/>
@@ -2352,6 +2513,7 @@
       <w:ind w:left="720"/>
       <w:contextualSpacing/>
     </w:pPr>
+    <w:rPr/>
   </w:style>
   <w:style w:type="paragraph" w:styleId="BodyText">
     <w:name w:val="Body Text"/>
@@ -2363,6 +2525,7 @@
     <w:pPr>
       <w:spacing w:after="120"/>
     </w:pPr>
+    <w:rPr/>
   </w:style>
   <w:style w:type="character" w:customStyle="1" w:styleId="BodyTextChar">
     <w:name w:val="Body Text Char"/>
@@ -2381,6 +2544,7 @@
     <w:pPr>
       <w:spacing w:after="120" w:line="480" w:lineRule="auto"/>
     </w:pPr>
+    <w:rPr/>
   </w:style>
   <w:style w:type="character" w:customStyle="1" w:styleId="BodyText2Char">
     <w:name w:val="Body Text 2 Char"/>
@@ -2425,6 +2589,7 @@
       <w:ind w:left="360" w:hanging="360"/>
       <w:contextualSpacing/>
     </w:pPr>
+    <w:rPr/>
   </w:style>
   <w:style w:type="paragraph" w:styleId="List2">
     <w:name w:val="List 2"/>
@@ -2436,6 +2601,7 @@
       <w:ind w:left="720" w:hanging="360"/>
       <w:contextualSpacing/>
     </w:pPr>
+    <w:rPr/>
   </w:style>
   <w:style w:type="paragraph" w:styleId="List3">
     <w:name w:val="List 3"/>
@@ -2447,6 +2613,7 @@
       <w:ind w:left="1080" w:hanging="360"/>
       <w:contextualSpacing/>
     </w:pPr>
+    <w:rPr/>
   </w:style>
   <w:style w:type="paragraph" w:styleId="ListBullet">
     <w:name w:val="List Bullet"/>
@@ -2460,6 +2627,7 @@
       </w:numPr>
       <w:contextualSpacing/>
     </w:pPr>
+    <w:rPr/>
   </w:style>
   <w:style w:type="paragraph" w:styleId="ListBullet2">
     <w:name w:val="List Bullet 2"/>
@@ -2473,6 +2641,7 @@
       </w:numPr>
       <w:contextualSpacing/>
     </w:pPr>
+    <w:rPr/>
   </w:style>
   <w:style w:type="paragraph" w:styleId="ListBullet3">
     <w:name w:val="List Bullet 3"/>
@@ -2486,6 +2655,7 @@
       </w:numPr>
       <w:contextualSpacing/>
     </w:pPr>
+    <w:rPr/>
   </w:style>
   <w:style w:type="paragraph" w:styleId="ListNumber">
     <w:name w:val="List Number"/>
@@ -2499,6 +2669,7 @@
       </w:numPr>
       <w:contextualSpacing/>
     </w:pPr>
+    <w:rPr/>
   </w:style>
   <w:style w:type="paragraph" w:styleId="ListNumber2">
     <w:name w:val="List Number 2"/>
@@ -2512,6 +2683,7 @@
       </w:numPr>
       <w:contextualSpacing/>
     </w:pPr>
+    <w:rPr/>
   </w:style>
   <w:style w:type="paragraph" w:styleId="ListNumber3">
     <w:name w:val="List Number 3"/>
@@ -2525,6 +2697,7 @@
       </w:numPr>
       <w:contextualSpacing/>
     </w:pPr>
+    <w:rPr/>
   </w:style>
   <w:style w:type="paragraph" w:styleId="ListContinue">
     <w:name w:val="List Continue"/>
@@ -2537,6 +2710,7 @@
       <w:ind w:left="360"/>
       <w:contextualSpacing/>
     </w:pPr>
+    <w:rPr/>
   </w:style>
   <w:style w:type="paragraph" w:styleId="ListContinue2">
     <w:name w:val="List Continue 2"/>
@@ -2549,6 +2723,7 @@
       <w:ind w:left="720"/>
       <w:contextualSpacing/>
     </w:pPr>
+    <w:rPr/>
   </w:style>
   <w:style w:type="paragraph" w:styleId="ListContinue3">
     <w:name w:val="List Continue 3"/>
@@ -2561,6 +2736,7 @@
       <w:ind w:left="1080"/>
       <w:contextualSpacing/>
     </w:pPr>
+    <w:rPr/>
   </w:style>
   <w:style w:type="paragraph" w:styleId="MacroText">
     <w:name w:val="macro"/>
@@ -2760,9 +2936,6 @@
     <w:qFormat/>
     <w:rsid w:val="00FC693F"/>
     <w:pPr>
-      <w:pBdr>
-        <w:bottom w:val="single" w:sz="4" w:space="4" w:color="4F81BD" w:themeColor="accent1"/>
-      </w:pBdr>
       <w:spacing w:before="200" w:after="280"/>
       <w:ind w:left="936" w:right="936"/>
     </w:pPr>
@@ -2866,6 +3039,7 @@
     <w:pPr>
       <w:outlineLvl w:val="9"/>
     </w:pPr>
+    <w:rPr/>
   </w:style>
   <w:style w:type="table" w:styleId="TableGrid">
     <w:name w:val="Table Grid"/>
